--- a/Course/2 Component 2 - Algorithms and Programming/2.2 Problem Solving and Programming/2.2.2 Computational Methods/3 Worksheet (editable).docx
+++ b/Course/2 Component 2 - Algorithms and Programming/2.2 Problem Solving and Programming/2.2.2 Computational Methods/3 Worksheet (editable).docx
@@ -7,62 +7,26 @@
         <w:pStyle w:val="Heading1"/>
       </w:pPr>
       <w:r>
+        <w:rPr>
+          <w:b w:val="0"/>
+          <w:i w:val="0"/>
+        </w:rPr>
         <w:t>Quiz — 2.2.2 Computational Methods</w:t>
       </w:r>
     </w:p>
     <w:p>
       <w:r>
-        <w:t xml:space="preserve">Name: </w:t>
-      </w:r>
-      <w:r>
         <w:rPr>
-          <w:b/>
+          <w:b w:val="0"/>
+          <w:i w:val="0"/>
         </w:rPr>
-        <w:t>_</w:t>
-      </w:r>
-      <w:r>
-        <w:rPr>
-          <w:b/>
-        </w:rPr>
-        <w:t>_</w:t>
-      </w:r>
-      <w:r>
-        <w:rPr>
-          <w:b/>
-        </w:rPr>
-        <w:t>_</w:t>
-      </w:r>
-      <w:r>
-        <w:rPr>
-          <w:b/>
-        </w:rPr>
-        <w:t>_</w:t>
-      </w:r>
-      <w:r>
-        <w:rPr>
-          <w:b/>
-        </w:rPr>
-        <w:t xml:space="preserve">   Date: </w:t>
-      </w:r>
-      <w:r>
-        <w:rPr>
-          <w:b/>
-        </w:rPr>
-        <w:t>_</w:t>
-      </w:r>
-      <w:r>
-        <w:rPr>
-          <w:b/>
-        </w:rPr>
-        <w:t xml:space="preserve">_   Mark: </w:t>
-      </w:r>
-      <w:r>
-        <w:t>____ / 25</w:t>
+        <w:t>Name: ______________________   Date: __________   Mark: ______ / 25</w:t>
       </w:r>
     </w:p>
     <w:p>
       <w:r>
         <w:rPr>
+          <w:b w:val="0"/>
           <w:i/>
         </w:rPr>
         <w:t>OCR H446 · Component 02 · 2.2.2</w:t>
@@ -80,6 +44,10 @@
         <w:pStyle w:val="Heading2"/>
       </w:pPr>
       <w:r>
+        <w:rPr>
+          <w:b w:val="0"/>
+          <w:i w:val="0"/>
+        </w:rPr>
         <w:t>Section A — Multiple choice (8 marks)</w:t>
       </w:r>
     </w:p>
@@ -87,44 +55,74 @@
       <w:r>
         <w:rPr>
           <w:b/>
+          <w:i w:val="0"/>
         </w:rPr>
         <w:t>A1.</w:t>
       </w:r>
       <w:r>
+        <w:rPr>
+          <w:b w:val="0"/>
+          <w:i w:val="0"/>
+        </w:rPr>
         <w:t xml:space="preserve"> Which best describes a problem that is </w:t>
       </w:r>
       <w:r>
         <w:rPr>
           <w:b/>
+          <w:i w:val="0"/>
         </w:rPr>
         <w:t>solvable computationally</w:t>
       </w:r>
       <w:r>
+        <w:rPr>
+          <w:b w:val="0"/>
+          <w:i w:val="0"/>
+        </w:rPr>
         <w:t>?</w:t>
       </w:r>
     </w:p>
     <w:p>
       <w:r>
+        <w:rPr>
+          <w:b w:val="0"/>
+          <w:i w:val="0"/>
+        </w:rPr>
         <w:t>A. Any problem a human can describe in words</w:t>
       </w:r>
     </w:p>
     <w:p>
       <w:r>
+        <w:rPr>
+          <w:b w:val="0"/>
+          <w:i w:val="0"/>
+        </w:rPr>
         <w:t>B. A problem with a clear, finite sequence of rule-based steps that can be decomposed</w:t>
       </w:r>
     </w:p>
     <w:p>
       <w:r>
+        <w:rPr>
+          <w:b w:val="0"/>
+          <w:i w:val="0"/>
+        </w:rPr>
         <w:t>C. Only problems that involve numbers</w:t>
       </w:r>
     </w:p>
     <w:p>
       <w:r>
+        <w:rPr>
+          <w:b w:val="0"/>
+          <w:i w:val="0"/>
+        </w:rPr>
         <w:t>D. A problem that always has exactly one solution</w:t>
       </w:r>
     </w:p>
     <w:p>
       <w:r>
+        <w:rPr>
+          <w:b w:val="0"/>
+          <w:i w:val="0"/>
+        </w:rPr>
         <w:t>Your answer: ☐</w:t>
       </w:r>
     </w:p>
@@ -132,44 +130,74 @@
       <w:r>
         <w:rPr>
           <w:b/>
+          <w:i w:val="0"/>
         </w:rPr>
         <w:t>A2.</w:t>
       </w:r>
       <w:r>
+        <w:rPr>
+          <w:b w:val="0"/>
+          <w:i w:val="0"/>
+        </w:rPr>
         <w:t xml:space="preserve"> </w:t>
       </w:r>
       <w:r>
         <w:rPr>
           <w:b/>
+          <w:i w:val="0"/>
         </w:rPr>
         <w:t>Decomposition</w:t>
       </w:r>
       <w:r>
+        <w:rPr>
+          <w:b w:val="0"/>
+          <w:i w:val="0"/>
+        </w:rPr>
         <w:t xml:space="preserve"> means:</w:t>
       </w:r>
     </w:p>
     <w:p>
       <w:r>
+        <w:rPr>
+          <w:b w:val="0"/>
+          <w:i w:val="0"/>
+        </w:rPr>
         <w:t>A. Hiding unnecessary detail</w:t>
       </w:r>
     </w:p>
     <w:p>
       <w:r>
+        <w:rPr>
+          <w:b w:val="0"/>
+          <w:i w:val="0"/>
+        </w:rPr>
         <w:t>B. Breaking a complex problem into smaller, manageable sub-problems</w:t>
       </w:r>
     </w:p>
     <w:p>
       <w:r>
+        <w:rPr>
+          <w:b w:val="0"/>
+          <w:i w:val="0"/>
+        </w:rPr>
         <w:t>C. Trying options and backing up at dead ends</w:t>
       </w:r>
     </w:p>
     <w:p>
       <w:r>
+        <w:rPr>
+          <w:b w:val="0"/>
+          <w:i w:val="0"/>
+        </w:rPr>
         <w:t>D. Predicting performance with a model</w:t>
       </w:r>
     </w:p>
     <w:p>
       <w:r>
+        <w:rPr>
+          <w:b w:val="0"/>
+          <w:i w:val="0"/>
+        </w:rPr>
         <w:t>Your answer: ☐</w:t>
       </w:r>
     </w:p>
@@ -177,44 +205,74 @@
       <w:r>
         <w:rPr>
           <w:b/>
+          <w:i w:val="0"/>
         </w:rPr>
         <w:t>A3.</w:t>
       </w:r>
       <w:r>
+        <w:rPr>
+          <w:b w:val="0"/>
+          <w:i w:val="0"/>
+        </w:rPr>
         <w:t xml:space="preserve"> </w:t>
       </w:r>
       <w:r>
         <w:rPr>
           <w:b/>
+          <w:i w:val="0"/>
         </w:rPr>
         <w:t>Divide and conquer</w:t>
       </w:r>
       <w:r>
+        <w:rPr>
+          <w:b w:val="0"/>
+          <w:i w:val="0"/>
+        </w:rPr>
         <w:t xml:space="preserve"> is most directly associated with which technique?</w:t>
       </w:r>
     </w:p>
     <w:p>
       <w:r>
+        <w:rPr>
+          <w:b w:val="0"/>
+          <w:i w:val="0"/>
+        </w:rPr>
         <w:t>A. Linear search</w:t>
       </w:r>
     </w:p>
     <w:p>
       <w:r>
+        <w:rPr>
+          <w:b w:val="0"/>
+          <w:i w:val="0"/>
+        </w:rPr>
         <w:t>B. Recursion (splitting into smaller instances of the same problem)</w:t>
       </w:r>
     </w:p>
     <w:p>
       <w:r>
+        <w:rPr>
+          <w:b w:val="0"/>
+          <w:i w:val="0"/>
+        </w:rPr>
         <w:t>C. Pipelining</w:t>
       </w:r>
     </w:p>
     <w:p>
       <w:r>
+        <w:rPr>
+          <w:b w:val="0"/>
+          <w:i w:val="0"/>
+        </w:rPr>
         <w:t>D. Data mining</w:t>
       </w:r>
     </w:p>
     <w:p>
       <w:r>
+        <w:rPr>
+          <w:b w:val="0"/>
+          <w:i w:val="0"/>
+        </w:rPr>
         <w:t>Your answer: ☐</w:t>
       </w:r>
     </w:p>
@@ -222,44 +280,74 @@
       <w:r>
         <w:rPr>
           <w:b/>
+          <w:i w:val="0"/>
         </w:rPr>
         <w:t>A4.</w:t>
       </w:r>
       <w:r>
+        <w:rPr>
+          <w:b w:val="0"/>
+          <w:i w:val="0"/>
+        </w:rPr>
         <w:t xml:space="preserve"> A satnav giving a fast, </w:t>
       </w:r>
       <w:r>
         <w:rPr>
           <w:b/>
+          <w:i w:val="0"/>
         </w:rPr>
         <w:t>good-enough but not guaranteed optimal</w:t>
       </w:r>
       <w:r>
+        <w:rPr>
+          <w:b w:val="0"/>
+          <w:i w:val="0"/>
+        </w:rPr>
         <w:t xml:space="preserve"> route is using a:</w:t>
       </w:r>
     </w:p>
     <w:p>
       <w:r>
+        <w:rPr>
+          <w:b w:val="0"/>
+          <w:i w:val="0"/>
+        </w:rPr>
         <w:t>A. Heuristic</w:t>
       </w:r>
     </w:p>
     <w:p>
       <w:r>
+        <w:rPr>
+          <w:b w:val="0"/>
+          <w:i w:val="0"/>
+        </w:rPr>
         <w:t>B. Brute-force search</w:t>
       </w:r>
     </w:p>
     <w:p>
       <w:r>
+        <w:rPr>
+          <w:b w:val="0"/>
+          <w:i w:val="0"/>
+        </w:rPr>
         <w:t>C. Backtracking algorithm</w:t>
       </w:r>
     </w:p>
     <w:p>
       <w:r>
+        <w:rPr>
+          <w:b w:val="0"/>
+          <w:i w:val="0"/>
+        </w:rPr>
         <w:t>D. Visualisation</w:t>
       </w:r>
     </w:p>
     <w:p>
       <w:r>
+        <w:rPr>
+          <w:b w:val="0"/>
+          <w:i w:val="0"/>
+        </w:rPr>
         <w:t>Your answer: ☐</w:t>
       </w:r>
     </w:p>
@@ -267,35 +355,60 @@
       <w:r>
         <w:rPr>
           <w:b/>
+          <w:i w:val="0"/>
         </w:rPr>
         <w:t>A5.</w:t>
       </w:r>
       <w:r>
+        <w:rPr>
+          <w:b w:val="0"/>
+          <w:i w:val="0"/>
+        </w:rPr>
         <w:t xml:space="preserve"> Solving a maze by going back to the last junction after hitting a dead end is:</w:t>
       </w:r>
     </w:p>
     <w:p>
       <w:r>
+        <w:rPr>
+          <w:b w:val="0"/>
+          <w:i w:val="0"/>
+        </w:rPr>
         <w:t>A. Abstraction</w:t>
       </w:r>
     </w:p>
     <w:p>
       <w:r>
+        <w:rPr>
+          <w:b w:val="0"/>
+          <w:i w:val="0"/>
+        </w:rPr>
         <w:t>B. Pipelining</w:t>
       </w:r>
     </w:p>
     <w:p>
       <w:r>
+        <w:rPr>
+          <w:b w:val="0"/>
+          <w:i w:val="0"/>
+        </w:rPr>
         <w:t>C. Backtracking</w:t>
       </w:r>
     </w:p>
     <w:p>
       <w:r>
+        <w:rPr>
+          <w:b w:val="0"/>
+          <w:i w:val="0"/>
+        </w:rPr>
         <w:t>D. Performance modelling</w:t>
       </w:r>
     </w:p>
     <w:p>
       <w:r>
+        <w:rPr>
+          <w:b w:val="0"/>
+          <w:i w:val="0"/>
+        </w:rPr>
         <w:t>Your answer: ☐</w:t>
       </w:r>
     </w:p>
@@ -303,35 +416,60 @@
       <w:r>
         <w:rPr>
           <w:b/>
+          <w:i w:val="0"/>
         </w:rPr>
         <w:t>A6.</w:t>
       </w:r>
       <w:r>
+        <w:rPr>
+          <w:b w:val="0"/>
+          <w:i w:val="0"/>
+        </w:rPr>
         <w:t xml:space="preserve"> Searching very large data sets for hidden patterns and correlations is:</w:t>
       </w:r>
     </w:p>
     <w:p>
       <w:r>
+        <w:rPr>
+          <w:b w:val="0"/>
+          <w:i w:val="0"/>
+        </w:rPr>
         <w:t>A. Visualisation</w:t>
       </w:r>
     </w:p>
     <w:p>
       <w:r>
+        <w:rPr>
+          <w:b w:val="0"/>
+          <w:i w:val="0"/>
+        </w:rPr>
         <w:t>B. Data mining</w:t>
       </w:r>
     </w:p>
     <w:p>
       <w:r>
+        <w:rPr>
+          <w:b w:val="0"/>
+          <w:i w:val="0"/>
+        </w:rPr>
         <w:t>C. Decomposition</w:t>
       </w:r>
     </w:p>
     <w:p>
       <w:r>
+        <w:rPr>
+          <w:b w:val="0"/>
+          <w:i w:val="0"/>
+        </w:rPr>
         <w:t>D. Heuristics</w:t>
       </w:r>
     </w:p>
     <w:p>
       <w:r>
+        <w:rPr>
+          <w:b w:val="0"/>
+          <w:i w:val="0"/>
+        </w:rPr>
         <w:t>Your answer: ☐</w:t>
       </w:r>
     </w:p>
@@ -339,44 +477,74 @@
       <w:r>
         <w:rPr>
           <w:b/>
+          <w:i w:val="0"/>
         </w:rPr>
         <w:t>A7.</w:t>
       </w:r>
       <w:r>
+        <w:rPr>
+          <w:b w:val="0"/>
+          <w:i w:val="0"/>
+        </w:rPr>
         <w:t xml:space="preserve"> Splitting a process into stages so different stages work on </w:t>
       </w:r>
       <w:r>
         <w:rPr>
           <w:b/>
+          <w:i w:val="0"/>
         </w:rPr>
         <w:t>different items at the same time</w:t>
       </w:r>
       <w:r>
+        <w:rPr>
+          <w:b w:val="0"/>
+          <w:i w:val="0"/>
+        </w:rPr>
         <w:t xml:space="preserve"> is:</w:t>
       </w:r>
     </w:p>
     <w:p>
       <w:r>
+        <w:rPr>
+          <w:b w:val="0"/>
+          <w:i w:val="0"/>
+        </w:rPr>
         <w:t>A. Backtracking</w:t>
       </w:r>
     </w:p>
     <w:p>
       <w:r>
+        <w:rPr>
+          <w:b w:val="0"/>
+          <w:i w:val="0"/>
+        </w:rPr>
         <w:t>B. Pipelining</w:t>
       </w:r>
     </w:p>
     <w:p>
       <w:r>
+        <w:rPr>
+          <w:b w:val="0"/>
+          <w:i w:val="0"/>
+        </w:rPr>
         <w:t>C. Abstraction</w:t>
       </w:r>
     </w:p>
     <w:p>
       <w:r>
+        <w:rPr>
+          <w:b w:val="0"/>
+          <w:i w:val="0"/>
+        </w:rPr>
         <w:t>D. Divide and conquer</w:t>
       </w:r>
     </w:p>
     <w:p>
       <w:r>
+        <w:rPr>
+          <w:b w:val="0"/>
+          <w:i w:val="0"/>
+        </w:rPr>
         <w:t>Your answer: ☐</w:t>
       </w:r>
     </w:p>
@@ -384,35 +552,60 @@
       <w:r>
         <w:rPr>
           <w:b/>
+          <w:i w:val="0"/>
         </w:rPr>
         <w:t>A8.</w:t>
       </w:r>
       <w:r>
+        <w:rPr>
+          <w:b w:val="0"/>
+          <w:i w:val="0"/>
+        </w:rPr>
         <w:t xml:space="preserve"> The Tube map removing exact distances and showing only line connections is an example of:</w:t>
       </w:r>
     </w:p>
     <w:p>
       <w:r>
+        <w:rPr>
+          <w:b w:val="0"/>
+          <w:i w:val="0"/>
+        </w:rPr>
         <w:t>A. Performance modelling</w:t>
       </w:r>
     </w:p>
     <w:p>
       <w:r>
+        <w:rPr>
+          <w:b w:val="0"/>
+          <w:i w:val="0"/>
+        </w:rPr>
         <w:t>B. Representational abstraction</w:t>
       </w:r>
     </w:p>
     <w:p>
       <w:r>
+        <w:rPr>
+          <w:b w:val="0"/>
+          <w:i w:val="0"/>
+        </w:rPr>
         <w:t>C. Data mining</w:t>
       </w:r>
     </w:p>
     <w:p>
       <w:r>
+        <w:rPr>
+          <w:b w:val="0"/>
+          <w:i w:val="0"/>
+        </w:rPr>
         <w:t>D. Backtracking</w:t>
       </w:r>
     </w:p>
     <w:p>
       <w:r>
+        <w:rPr>
+          <w:b w:val="0"/>
+          <w:i w:val="0"/>
+        </w:rPr>
         <w:t>Your answer: ☐</w:t>
       </w:r>
     </w:p>
@@ -428,6 +621,10 @@
         <w:pStyle w:val="Heading2"/>
       </w:pPr>
       <w:r>
+        <w:rPr>
+          <w:b w:val="0"/>
+          <w:i w:val="0"/>
+        </w:rPr>
         <w:t>Section B — Short answer (12 marks)</w:t>
       </w:r>
     </w:p>
@@ -435,24 +632,35 @@
       <w:r>
         <w:rPr>
           <w:b/>
+          <w:i w:val="0"/>
         </w:rPr>
         <w:t>B1.</w:t>
       </w:r>
       <w:r>
+        <w:rPr>
+          <w:b w:val="0"/>
+          <w:i w:val="0"/>
+        </w:rPr>
         <w:t xml:space="preserve"> State </w:t>
       </w:r>
       <w:r>
         <w:rPr>
           <w:b/>
+          <w:i w:val="0"/>
         </w:rPr>
         <w:t>two</w:t>
       </w:r>
       <w:r>
+        <w:rPr>
+          <w:b w:val="0"/>
+          <w:i w:val="0"/>
+        </w:rPr>
         <w:t xml:space="preserve"> characteristics that make a problem solvable computationally. </w:t>
       </w:r>
       <w:r>
         <w:rPr>
           <w:b/>
+          <w:i w:val="0"/>
         </w:rPr>
         <w:t>[2]</w:t>
       </w:r>
@@ -499,15 +707,21 @@
       <w:r>
         <w:rPr>
           <w:b/>
+          <w:i w:val="0"/>
         </w:rPr>
         <w:t>B2.</w:t>
       </w:r>
       <w:r>
+        <w:rPr>
+          <w:b w:val="0"/>
+          <w:i w:val="0"/>
+        </w:rPr>
         <w:t xml:space="preserve"> Match each computational method (1–5) to the most appropriate use (A–E). Write the letter next to each number. </w:t>
       </w:r>
       <w:r>
         <w:rPr>
           <w:b/>
+          <w:i w:val="0"/>
         </w:rPr>
         <w:t>[3]</w:t>
       </w:r>
@@ -571,6 +785,7 @@
             <w:r>
               <w:rPr>
                 <w:b/>
+                <w:i w:val="0"/>
               </w:rPr>
               <w:t>#</w:t>
             </w:r>
@@ -590,6 +805,7 @@
             <w:r>
               <w:rPr>
                 <w:b/>
+                <w:i w:val="0"/>
               </w:rPr>
               <w:t>Method</w:t>
             </w:r>
@@ -622,6 +838,7 @@
             <w:r>
               <w:rPr>
                 <w:b/>
+                <w:i w:val="0"/>
               </w:rPr>
               <w:t>Use</w:t>
             </w:r>
@@ -636,6 +853,10 @@
           <w:p>
             <w:r/>
             <w:r>
+              <w:rPr>
+                <w:b w:val="0"/>
+                <w:i w:val="0"/>
+              </w:rPr>
               <w:t>1</w:t>
             </w:r>
           </w:p>
@@ -647,6 +868,10 @@
           <w:p>
             <w:r/>
             <w:r>
+              <w:rPr>
+                <w:b w:val="0"/>
+                <w:i w:val="0"/>
+              </w:rPr>
               <w:t>Backtracking</w:t>
             </w:r>
           </w:p>
@@ -658,6 +883,10 @@
           <w:p>
             <w:r/>
             <w:r>
+              <w:rPr>
+                <w:b w:val="0"/>
+                <w:i w:val="0"/>
+              </w:rPr>
               <w:t>A</w:t>
             </w:r>
           </w:p>
@@ -669,6 +898,10 @@
           <w:p>
             <w:r/>
             <w:r>
+              <w:rPr>
+                <w:b w:val="0"/>
+                <w:i w:val="0"/>
+              </w:rPr>
               <w:t>Predicting how a server copes with load before it is built</w:t>
             </w:r>
           </w:p>
@@ -682,6 +915,10 @@
           <w:p>
             <w:r/>
             <w:r>
+              <w:rPr>
+                <w:b w:val="0"/>
+                <w:i w:val="0"/>
+              </w:rPr>
               <w:t>2</w:t>
             </w:r>
           </w:p>
@@ -693,6 +930,10 @@
           <w:p>
             <w:r/>
             <w:r>
+              <w:rPr>
+                <w:b w:val="0"/>
+                <w:i w:val="0"/>
+              </w:rPr>
               <w:t>Data mining</w:t>
             </w:r>
           </w:p>
@@ -704,6 +945,10 @@
           <w:p>
             <w:r/>
             <w:r>
+              <w:rPr>
+                <w:b w:val="0"/>
+                <w:i w:val="0"/>
+              </w:rPr>
               <w:t>B</w:t>
             </w:r>
           </w:p>
@@ -715,6 +960,10 @@
           <w:p>
             <w:r/>
             <w:r>
+              <w:rPr>
+                <w:b w:val="0"/>
+                <w:i w:val="0"/>
+              </w:rPr>
               <w:t>Solving Sudoku by undoing a guess at a dead end</w:t>
             </w:r>
           </w:p>
@@ -728,6 +977,10 @@
           <w:p>
             <w:r/>
             <w:r>
+              <w:rPr>
+                <w:b w:val="0"/>
+                <w:i w:val="0"/>
+              </w:rPr>
               <w:t>3</w:t>
             </w:r>
           </w:p>
@@ -739,6 +992,10 @@
           <w:p>
             <w:r/>
             <w:r>
+              <w:rPr>
+                <w:b w:val="0"/>
+                <w:i w:val="0"/>
+              </w:rPr>
               <w:t>Heuristics</w:t>
             </w:r>
           </w:p>
@@ -750,6 +1007,10 @@
           <w:p>
             <w:r/>
             <w:r>
+              <w:rPr>
+                <w:b w:val="0"/>
+                <w:i w:val="0"/>
+              </w:rPr>
               <w:t>C</w:t>
             </w:r>
           </w:p>
@@ -761,6 +1022,10 @@
           <w:p>
             <w:r/>
             <w:r>
+              <w:rPr>
+                <w:b w:val="0"/>
+                <w:i w:val="0"/>
+              </w:rPr>
               <w:t>Loyalty-card basket analysis to find buying patterns</w:t>
             </w:r>
           </w:p>
@@ -774,6 +1039,10 @@
           <w:p>
             <w:r/>
             <w:r>
+              <w:rPr>
+                <w:b w:val="0"/>
+                <w:i w:val="0"/>
+              </w:rPr>
               <w:t>4</w:t>
             </w:r>
           </w:p>
@@ -785,6 +1054,10 @@
           <w:p>
             <w:r/>
             <w:r>
+              <w:rPr>
+                <w:b w:val="0"/>
+                <w:i w:val="0"/>
+              </w:rPr>
               <w:t>Performance modelling</w:t>
             </w:r>
           </w:p>
@@ -796,6 +1069,10 @@
           <w:p>
             <w:r/>
             <w:r>
+              <w:rPr>
+                <w:b w:val="0"/>
+                <w:i w:val="0"/>
+              </w:rPr>
               <w:t>D</w:t>
             </w:r>
           </w:p>
@@ -807,6 +1084,10 @@
           <w:p>
             <w:r/>
             <w:r>
+              <w:rPr>
+                <w:b w:val="0"/>
+                <w:i w:val="0"/>
+              </w:rPr>
               <w:t>Representing infection rates as a colour-coded heat map</w:t>
             </w:r>
           </w:p>
@@ -820,6 +1101,10 @@
           <w:p>
             <w:r/>
             <w:r>
+              <w:rPr>
+                <w:b w:val="0"/>
+                <w:i w:val="0"/>
+              </w:rPr>
               <w:t>5</w:t>
             </w:r>
           </w:p>
@@ -831,6 +1116,10 @@
           <w:p>
             <w:r/>
             <w:r>
+              <w:rPr>
+                <w:b w:val="0"/>
+                <w:i w:val="0"/>
+              </w:rPr>
               <w:t>Visualisation</w:t>
             </w:r>
           </w:p>
@@ -842,6 +1131,10 @@
           <w:p>
             <w:r/>
             <w:r>
+              <w:rPr>
+                <w:b w:val="0"/>
+                <w:i w:val="0"/>
+              </w:rPr>
               <w:t>E</w:t>
             </w:r>
           </w:p>
@@ -853,6 +1146,10 @@
           <w:p>
             <w:r/>
             <w:r>
+              <w:rPr>
+                <w:b w:val="0"/>
+                <w:i w:val="0"/>
+              </w:rPr>
               <w:t>A* route-finding giving a quick near-optimal answer</w:t>
             </w:r>
           </w:p>
@@ -862,69 +1159,60 @@
     <w:p/>
     <w:p>
       <w:r>
-        <w:t xml:space="preserve">1 → </w:t>
-      </w:r>
-      <w:r>
         <w:rPr>
-          <w:b/>
+          <w:b w:val="0"/>
+          <w:i w:val="0"/>
         </w:rPr>
-        <w:t xml:space="preserve">__   2 → </w:t>
-      </w:r>
-      <w:r>
-        <w:rPr>
-          <w:b/>
-        </w:rPr>
-        <w:t xml:space="preserve">   3 → </w:t>
-      </w:r>
-      <w:r>
-        <w:rPr>
-          <w:b/>
-        </w:rPr>
-        <w:t xml:space="preserve">   4 → </w:t>
-      </w:r>
-      <w:r>
-        <w:rPr>
-          <w:b/>
-        </w:rPr>
-        <w:t xml:space="preserve">   5 → </w:t>
-      </w:r>
-      <w:r>
-        <w:rPr>
-          <w:b/>
-        </w:rPr>
+        <w:t>1 → ____   2 → ____   3 → ____   4 → ____   5 → ____</w:t>
       </w:r>
     </w:p>
     <w:p>
       <w:r>
         <w:rPr>
           <w:b/>
+          <w:i w:val="0"/>
         </w:rPr>
         <w:t>B3.</w:t>
       </w:r>
       <w:r>
+        <w:rPr>
+          <w:b w:val="0"/>
+          <w:i w:val="0"/>
+        </w:rPr>
         <w:t xml:space="preserve"> Explain the difference between </w:t>
       </w:r>
       <w:r>
         <w:rPr>
           <w:b/>
+          <w:i w:val="0"/>
         </w:rPr>
         <w:t>abstraction by representation</w:t>
       </w:r>
       <w:r>
+        <w:rPr>
+          <w:b w:val="0"/>
+          <w:i w:val="0"/>
+        </w:rPr>
         <w:t xml:space="preserve"> and </w:t>
       </w:r>
       <w:r>
         <w:rPr>
           <w:b/>
+          <w:i w:val="0"/>
         </w:rPr>
         <w:t>abstraction by generalisation</w:t>
       </w:r>
       <w:r>
+        <w:rPr>
+          <w:b w:val="0"/>
+          <w:i w:val="0"/>
+        </w:rPr>
         <w:t xml:space="preserve">, giving one example of each. </w:t>
       </w:r>
       <w:r>
         <w:rPr>
           <w:b/>
+          <w:i w:val="0"/>
         </w:rPr>
         <w:t>[2]</w:t>
       </w:r>
@@ -971,33 +1259,49 @@
       <w:r>
         <w:rPr>
           <w:b/>
+          <w:i w:val="0"/>
         </w:rPr>
         <w:t>B4.</w:t>
       </w:r>
       <w:r>
+        <w:rPr>
+          <w:b w:val="0"/>
+          <w:i w:val="0"/>
+        </w:rPr>
         <w:t xml:space="preserve"> A company wants to model the spread of a delivery route over a road network. Explain how </w:t>
       </w:r>
       <w:r>
         <w:rPr>
           <w:b/>
+          <w:i w:val="0"/>
         </w:rPr>
         <w:t>divide and conquer</w:t>
       </w:r>
       <w:r>
+        <w:rPr>
+          <w:b w:val="0"/>
+          <w:i w:val="0"/>
+        </w:rPr>
         <w:t xml:space="preserve"> could be applied, and state why it pairs naturally with </w:t>
       </w:r>
       <w:r>
         <w:rPr>
           <w:b/>
+          <w:i w:val="0"/>
         </w:rPr>
         <w:t>recursion</w:t>
       </w:r>
       <w:r>
+        <w:rPr>
+          <w:b w:val="0"/>
+          <w:i w:val="0"/>
+        </w:rPr>
         <w:t xml:space="preserve">. </w:t>
       </w:r>
       <w:r>
         <w:rPr>
           <w:b/>
+          <w:i w:val="0"/>
         </w:rPr>
         <w:t>[2]</w:t>
       </w:r>
@@ -1044,24 +1348,35 @@
       <w:r>
         <w:rPr>
           <w:b/>
+          <w:i w:val="0"/>
         </w:rPr>
         <w:t>B5.</w:t>
       </w:r>
       <w:r>
+        <w:rPr>
+          <w:b w:val="0"/>
+          <w:i w:val="0"/>
+        </w:rPr>
         <w:t xml:space="preserve"> A heuristic is used to solve the Travelling Salesman Problem. Explain </w:t>
       </w:r>
       <w:r>
         <w:rPr>
           <w:b/>
+          <w:i w:val="0"/>
         </w:rPr>
         <w:t>why</w:t>
       </w:r>
       <w:r>
+        <w:rPr>
+          <w:b w:val="0"/>
+          <w:i w:val="0"/>
+        </w:rPr>
         <w:t xml:space="preserve"> a heuristic is used here rather than an exact method. </w:t>
       </w:r>
       <w:r>
         <w:rPr>
           <w:b/>
+          <w:i w:val="0"/>
         </w:rPr>
         <w:t>[2]</w:t>
       </w:r>
@@ -1108,33 +1423,49 @@
       <w:r>
         <w:rPr>
           <w:b/>
+          <w:i w:val="0"/>
         </w:rPr>
         <w:t>B6.</w:t>
       </w:r>
       <w:r>
+        <w:rPr>
+          <w:b w:val="0"/>
+          <w:i w:val="0"/>
+        </w:rPr>
         <w:t xml:space="preserve"> State </w:t>
       </w:r>
       <w:r>
         <w:rPr>
           <w:b/>
+          <w:i w:val="0"/>
         </w:rPr>
         <w:t>one</w:t>
       </w:r>
       <w:r>
+        <w:rPr>
+          <w:b w:val="0"/>
+          <w:i w:val="0"/>
+        </w:rPr>
         <w:t xml:space="preserve"> benefit of </w:t>
       </w:r>
       <w:r>
         <w:rPr>
           <w:b/>
+          <w:i w:val="0"/>
         </w:rPr>
         <w:t>visualisation</w:t>
       </w:r>
       <w:r>
+        <w:rPr>
+          <w:b w:val="0"/>
+          <w:i w:val="0"/>
+        </w:rPr>
         <w:t xml:space="preserve"> when analysing large data sets. </w:t>
       </w:r>
       <w:r>
         <w:rPr>
           <w:b/>
+          <w:i w:val="0"/>
         </w:rPr>
         <w:t>[1]</w:t>
       </w:r>
@@ -1174,21 +1505,34 @@
         <w:pStyle w:val="Heading2"/>
       </w:pPr>
       <w:r>
+        <w:rPr>
+          <w:b w:val="0"/>
+          <w:i w:val="0"/>
+        </w:rPr>
         <w:t>Section C — Exam-style question (5 marks)</w:t>
       </w:r>
     </w:p>
     <w:p>
       <w:r>
+        <w:rPr>
+          <w:b w:val="0"/>
+          <w:i w:val="0"/>
+        </w:rPr>
         <w:t>A games company is writing a program to place 8 queens on a chessboard so that no two attack each other (the N-Queens problem).</w:t>
       </w:r>
     </w:p>
     <w:p>
       <w:r>
+        <w:rPr>
+          <w:b w:val="0"/>
+          <w:i w:val="0"/>
+        </w:rPr>
         <w:t xml:space="preserve">(a) Name the computational method best suited to this problem. </w:t>
       </w:r>
       <w:r>
         <w:rPr>
           <w:b/>
+          <w:i w:val="0"/>
         </w:rPr>
         <w:t>[1]</w:t>
       </w:r>
@@ -1211,29 +1555,44 @@
     </w:p>
     <w:p>
       <w:r>
+        <w:rPr>
+          <w:b w:val="0"/>
+          <w:i w:val="0"/>
+        </w:rPr>
         <w:t xml:space="preserve">(b) Describe </w:t>
       </w:r>
       <w:r>
         <w:rPr>
           <w:b/>
+          <w:i w:val="0"/>
         </w:rPr>
         <w:t>how</w:t>
       </w:r>
       <w:r>
+        <w:rPr>
+          <w:b w:val="0"/>
+          <w:i w:val="0"/>
+        </w:rPr>
         <w:t xml:space="preserve"> the chosen method would attempt to find a valid arrangement, including what happens at a </w:t>
       </w:r>
       <w:r>
         <w:rPr>
           <w:b/>
+          <w:i w:val="0"/>
         </w:rPr>
         <w:t>dead end</w:t>
       </w:r>
       <w:r>
+        <w:rPr>
+          <w:b w:val="0"/>
+          <w:i w:val="0"/>
+        </w:rPr>
         <w:t xml:space="preserve">. </w:t>
       </w:r>
       <w:r>
         <w:rPr>
           <w:b/>
+          <w:i w:val="0"/>
         </w:rPr>
         <w:t>[3]</w:t>
       </w:r>
@@ -1272,20 +1631,30 @@
     </w:p>
     <w:p>
       <w:r>
+        <w:rPr>
+          <w:b w:val="0"/>
+          <w:i w:val="0"/>
+        </w:rPr>
         <w:t xml:space="preserve">(c) State </w:t>
       </w:r>
       <w:r>
         <w:rPr>
           <w:b/>
+          <w:i w:val="0"/>
         </w:rPr>
         <w:t>one</w:t>
       </w:r>
       <w:r>
+        <w:rPr>
+          <w:b w:val="0"/>
+          <w:i w:val="0"/>
+        </w:rPr>
         <w:t xml:space="preserve"> reason this method may still be slow for large boards. </w:t>
       </w:r>
       <w:r>
         <w:rPr>
           <w:b/>
+          <w:i w:val="0"/>
         </w:rPr>
         <w:t>[1]</w:t>
       </w:r>

--- a/Course/2 Component 2 - Algorithms and Programming/2.2 Problem Solving and Programming/2.2.2 Computational Methods/3 Worksheet (editable).docx
+++ b/Course/2 Component 2 - Algorithms and Programming/2.2 Problem Solving and Programming/2.2.2 Computational Methods/3 Worksheet (editable).docx
@@ -665,30 +665,32 @@
         <w:t>[2]</w:t>
       </w:r>
     </w:p>
-    <w:p>
-      <w:pPr>
-        <w:spacing w:before="260"/>
-        <w:pBdr>
-          <w:bottom w:val="single" w:sz="4" w:space="1" w:color="AAB4C0"/>
-        </w:pBdr>
-      </w:pPr>
-    </w:p>
-    <w:p>
-      <w:pPr>
-        <w:spacing w:before="260"/>
-        <w:pBdr>
-          <w:bottom w:val="single" w:sz="4" w:space="1" w:color="AAB4C0"/>
-        </w:pBdr>
-      </w:pPr>
-    </w:p>
-    <w:p>
-      <w:pPr>
-        <w:spacing w:before="260"/>
-        <w:pBdr>
-          <w:bottom w:val="single" w:sz="4" w:space="1" w:color="AAB4C0"/>
-        </w:pBdr>
-      </w:pPr>
-    </w:p>
+    <w:tbl>
+      <w:tblPr>
+        <w:tblStyle w:val="TableGrid"/>
+        <w:tblW w:type="auto" w:w="0"/>
+        <w:tblLook w:firstColumn="1" w:firstRow="1" w:lastColumn="0" w:lastRow="0" w:noHBand="0" w:noVBand="1" w:val="04A0"/>
+      </w:tblPr>
+      <w:tblGrid>
+        <w:gridCol w:w="8640"/>
+      </w:tblGrid>
+      <w:tr>
+        <w:trPr>
+          <w:trHeight w:val="1020" w:hRule="atLeast"/>
+        </w:trPr>
+        <w:tc>
+          <w:tcPr>
+            <w:tcW w:type="dxa" w:w="8640"/>
+          </w:tcPr>
+          <w:p>
+            <w:pPr>
+              <w:spacing w:before="40"/>
+            </w:pPr>
+          </w:p>
+        </w:tc>
+      </w:tr>
+    </w:tbl>
+    <w:p/>
     <w:p>
       <w:pPr>
         <w:pBdr>
@@ -726,38 +728,32 @@
         <w:t>[3]</w:t>
       </w:r>
     </w:p>
-    <w:p>
-      <w:pPr>
-        <w:spacing w:before="260"/>
-        <w:pBdr>
-          <w:bottom w:val="single" w:sz="4" w:space="1" w:color="AAB4C0"/>
-        </w:pBdr>
-      </w:pPr>
-    </w:p>
-    <w:p>
-      <w:pPr>
-        <w:spacing w:before="260"/>
-        <w:pBdr>
-          <w:bottom w:val="single" w:sz="4" w:space="1" w:color="AAB4C0"/>
-        </w:pBdr>
-      </w:pPr>
-    </w:p>
-    <w:p>
-      <w:pPr>
-        <w:spacing w:before="260"/>
-        <w:pBdr>
-          <w:bottom w:val="single" w:sz="4" w:space="1" w:color="AAB4C0"/>
-        </w:pBdr>
-      </w:pPr>
-    </w:p>
-    <w:p>
-      <w:pPr>
-        <w:spacing w:before="260"/>
-        <w:pBdr>
-          <w:bottom w:val="single" w:sz="4" w:space="1" w:color="AAB4C0"/>
-        </w:pBdr>
-      </w:pPr>
-    </w:p>
+    <w:tbl>
+      <w:tblPr>
+        <w:tblStyle w:val="TableGrid"/>
+        <w:tblW w:type="auto" w:w="0"/>
+        <w:tblLook w:firstColumn="1" w:firstRow="1" w:lastColumn="0" w:lastRow="0" w:noHBand="0" w:noVBand="1" w:val="04A0"/>
+      </w:tblPr>
+      <w:tblGrid>
+        <w:gridCol w:w="8640"/>
+      </w:tblGrid>
+      <w:tr>
+        <w:trPr>
+          <w:trHeight w:val="1360" w:hRule="atLeast"/>
+        </w:trPr>
+        <w:tc>
+          <w:tcPr>
+            <w:tcW w:type="dxa" w:w="8640"/>
+          </w:tcPr>
+          <w:p>
+            <w:pPr>
+              <w:spacing w:before="40"/>
+            </w:pPr>
+          </w:p>
+        </w:tc>
+      </w:tr>
+    </w:tbl>
+    <w:p/>
     <w:tbl>
       <w:tblPr>
         <w:tblStyle w:val="TableGrid"/>
@@ -1217,30 +1213,32 @@
         <w:t>[2]</w:t>
       </w:r>
     </w:p>
-    <w:p>
-      <w:pPr>
-        <w:spacing w:before="260"/>
-        <w:pBdr>
-          <w:bottom w:val="single" w:sz="4" w:space="1" w:color="AAB4C0"/>
-        </w:pBdr>
-      </w:pPr>
-    </w:p>
-    <w:p>
-      <w:pPr>
-        <w:spacing w:before="260"/>
-        <w:pBdr>
-          <w:bottom w:val="single" w:sz="4" w:space="1" w:color="AAB4C0"/>
-        </w:pBdr>
-      </w:pPr>
-    </w:p>
-    <w:p>
-      <w:pPr>
-        <w:spacing w:before="260"/>
-        <w:pBdr>
-          <w:bottom w:val="single" w:sz="4" w:space="1" w:color="AAB4C0"/>
-        </w:pBdr>
-      </w:pPr>
-    </w:p>
+    <w:tbl>
+      <w:tblPr>
+        <w:tblStyle w:val="TableGrid"/>
+        <w:tblW w:type="auto" w:w="0"/>
+        <w:tblLook w:firstColumn="1" w:firstRow="1" w:lastColumn="0" w:lastRow="0" w:noHBand="0" w:noVBand="1" w:val="04A0"/>
+      </w:tblPr>
+      <w:tblGrid>
+        <w:gridCol w:w="8640"/>
+      </w:tblGrid>
+      <w:tr>
+        <w:trPr>
+          <w:trHeight w:val="1020" w:hRule="atLeast"/>
+        </w:trPr>
+        <w:tc>
+          <w:tcPr>
+            <w:tcW w:type="dxa" w:w="8640"/>
+          </w:tcPr>
+          <w:p>
+            <w:pPr>
+              <w:spacing w:before="40"/>
+            </w:pPr>
+          </w:p>
+        </w:tc>
+      </w:tr>
+    </w:tbl>
+    <w:p/>
     <w:p>
       <w:pPr>
         <w:pBdr>
@@ -1306,30 +1304,32 @@
         <w:t>[2]</w:t>
       </w:r>
     </w:p>
-    <w:p>
-      <w:pPr>
-        <w:spacing w:before="260"/>
-        <w:pBdr>
-          <w:bottom w:val="single" w:sz="4" w:space="1" w:color="AAB4C0"/>
-        </w:pBdr>
-      </w:pPr>
-    </w:p>
-    <w:p>
-      <w:pPr>
-        <w:spacing w:before="260"/>
-        <w:pBdr>
-          <w:bottom w:val="single" w:sz="4" w:space="1" w:color="AAB4C0"/>
-        </w:pBdr>
-      </w:pPr>
-    </w:p>
-    <w:p>
-      <w:pPr>
-        <w:spacing w:before="260"/>
-        <w:pBdr>
-          <w:bottom w:val="single" w:sz="4" w:space="1" w:color="AAB4C0"/>
-        </w:pBdr>
-      </w:pPr>
-    </w:p>
+    <w:tbl>
+      <w:tblPr>
+        <w:tblStyle w:val="TableGrid"/>
+        <w:tblW w:type="auto" w:w="0"/>
+        <w:tblLook w:firstColumn="1" w:firstRow="1" w:lastColumn="0" w:lastRow="0" w:noHBand="0" w:noVBand="1" w:val="04A0"/>
+      </w:tblPr>
+      <w:tblGrid>
+        <w:gridCol w:w="8640"/>
+      </w:tblGrid>
+      <w:tr>
+        <w:trPr>
+          <w:trHeight w:val="1020" w:hRule="atLeast"/>
+        </w:trPr>
+        <w:tc>
+          <w:tcPr>
+            <w:tcW w:type="dxa" w:w="8640"/>
+          </w:tcPr>
+          <w:p>
+            <w:pPr>
+              <w:spacing w:before="40"/>
+            </w:pPr>
+          </w:p>
+        </w:tc>
+      </w:tr>
+    </w:tbl>
+    <w:p/>
     <w:p>
       <w:pPr>
         <w:pBdr>
@@ -1381,30 +1381,32 @@
         <w:t>[2]</w:t>
       </w:r>
     </w:p>
-    <w:p>
-      <w:pPr>
-        <w:spacing w:before="260"/>
-        <w:pBdr>
-          <w:bottom w:val="single" w:sz="4" w:space="1" w:color="AAB4C0"/>
-        </w:pBdr>
-      </w:pPr>
-    </w:p>
-    <w:p>
-      <w:pPr>
-        <w:spacing w:before="260"/>
-        <w:pBdr>
-          <w:bottom w:val="single" w:sz="4" w:space="1" w:color="AAB4C0"/>
-        </w:pBdr>
-      </w:pPr>
-    </w:p>
-    <w:p>
-      <w:pPr>
-        <w:spacing w:before="260"/>
-        <w:pBdr>
-          <w:bottom w:val="single" w:sz="4" w:space="1" w:color="AAB4C0"/>
-        </w:pBdr>
-      </w:pPr>
-    </w:p>
+    <w:tbl>
+      <w:tblPr>
+        <w:tblStyle w:val="TableGrid"/>
+        <w:tblW w:type="auto" w:w="0"/>
+        <w:tblLook w:firstColumn="1" w:firstRow="1" w:lastColumn="0" w:lastRow="0" w:noHBand="0" w:noVBand="1" w:val="04A0"/>
+      </w:tblPr>
+      <w:tblGrid>
+        <w:gridCol w:w="8640"/>
+      </w:tblGrid>
+      <w:tr>
+        <w:trPr>
+          <w:trHeight w:val="1020" w:hRule="atLeast"/>
+        </w:trPr>
+        <w:tc>
+          <w:tcPr>
+            <w:tcW w:type="dxa" w:w="8640"/>
+          </w:tcPr>
+          <w:p>
+            <w:pPr>
+              <w:spacing w:before="40"/>
+            </w:pPr>
+          </w:p>
+        </w:tc>
+      </w:tr>
+    </w:tbl>
+    <w:p/>
     <w:p>
       <w:pPr>
         <w:pBdr>
@@ -1470,22 +1472,32 @@
         <w:t>[1]</w:t>
       </w:r>
     </w:p>
-    <w:p>
-      <w:pPr>
-        <w:spacing w:before="260"/>
-        <w:pBdr>
-          <w:bottom w:val="single" w:sz="4" w:space="1" w:color="AAB4C0"/>
-        </w:pBdr>
-      </w:pPr>
-    </w:p>
-    <w:p>
-      <w:pPr>
-        <w:spacing w:before="260"/>
-        <w:pBdr>
-          <w:bottom w:val="single" w:sz="4" w:space="1" w:color="AAB4C0"/>
-        </w:pBdr>
-      </w:pPr>
-    </w:p>
+    <w:tbl>
+      <w:tblPr>
+        <w:tblStyle w:val="TableGrid"/>
+        <w:tblW w:type="auto" w:w="0"/>
+        <w:tblLook w:firstColumn="1" w:firstRow="1" w:lastColumn="0" w:lastRow="0" w:noHBand="0" w:noVBand="1" w:val="04A0"/>
+      </w:tblPr>
+      <w:tblGrid>
+        <w:gridCol w:w="8640"/>
+      </w:tblGrid>
+      <w:tr>
+        <w:trPr>
+          <w:trHeight w:val="680" w:hRule="atLeast"/>
+        </w:trPr>
+        <w:tc>
+          <w:tcPr>
+            <w:tcW w:type="dxa" w:w="8640"/>
+          </w:tcPr>
+          <w:p>
+            <w:pPr>
+              <w:spacing w:before="40"/>
+            </w:pPr>
+          </w:p>
+        </w:tc>
+      </w:tr>
+    </w:tbl>
+    <w:p/>
     <w:p>
       <w:pPr>
         <w:pBdr>
@@ -1537,22 +1549,32 @@
         <w:t>[1]</w:t>
       </w:r>
     </w:p>
-    <w:p>
-      <w:pPr>
-        <w:spacing w:before="260"/>
-        <w:pBdr>
-          <w:bottom w:val="single" w:sz="4" w:space="1" w:color="AAB4C0"/>
-        </w:pBdr>
-      </w:pPr>
-    </w:p>
-    <w:p>
-      <w:pPr>
-        <w:spacing w:before="260"/>
-        <w:pBdr>
-          <w:bottom w:val="single" w:sz="4" w:space="1" w:color="AAB4C0"/>
-        </w:pBdr>
-      </w:pPr>
-    </w:p>
+    <w:tbl>
+      <w:tblPr>
+        <w:tblStyle w:val="TableGrid"/>
+        <w:tblW w:type="auto" w:w="0"/>
+        <w:tblLook w:firstColumn="1" w:firstRow="1" w:lastColumn="0" w:lastRow="0" w:noHBand="0" w:noVBand="1" w:val="04A0"/>
+      </w:tblPr>
+      <w:tblGrid>
+        <w:gridCol w:w="8640"/>
+      </w:tblGrid>
+      <w:tr>
+        <w:trPr>
+          <w:trHeight w:val="680" w:hRule="atLeast"/>
+        </w:trPr>
+        <w:tc>
+          <w:tcPr>
+            <w:tcW w:type="dxa" w:w="8640"/>
+          </w:tcPr>
+          <w:p>
+            <w:pPr>
+              <w:spacing w:before="40"/>
+            </w:pPr>
+          </w:p>
+        </w:tc>
+      </w:tr>
+    </w:tbl>
+    <w:p/>
     <w:p>
       <w:r>
         <w:rPr>
@@ -1597,38 +1619,32 @@
         <w:t>[3]</w:t>
       </w:r>
     </w:p>
-    <w:p>
-      <w:pPr>
-        <w:spacing w:before="260"/>
-        <w:pBdr>
-          <w:bottom w:val="single" w:sz="4" w:space="1" w:color="AAB4C0"/>
-        </w:pBdr>
-      </w:pPr>
-    </w:p>
-    <w:p>
-      <w:pPr>
-        <w:spacing w:before="260"/>
-        <w:pBdr>
-          <w:bottom w:val="single" w:sz="4" w:space="1" w:color="AAB4C0"/>
-        </w:pBdr>
-      </w:pPr>
-    </w:p>
-    <w:p>
-      <w:pPr>
-        <w:spacing w:before="260"/>
-        <w:pBdr>
-          <w:bottom w:val="single" w:sz="4" w:space="1" w:color="AAB4C0"/>
-        </w:pBdr>
-      </w:pPr>
-    </w:p>
-    <w:p>
-      <w:pPr>
-        <w:spacing w:before="260"/>
-        <w:pBdr>
-          <w:bottom w:val="single" w:sz="4" w:space="1" w:color="AAB4C0"/>
-        </w:pBdr>
-      </w:pPr>
-    </w:p>
+    <w:tbl>
+      <w:tblPr>
+        <w:tblStyle w:val="TableGrid"/>
+        <w:tblW w:type="auto" w:w="0"/>
+        <w:tblLook w:firstColumn="1" w:firstRow="1" w:lastColumn="0" w:lastRow="0" w:noHBand="0" w:noVBand="1" w:val="04A0"/>
+      </w:tblPr>
+      <w:tblGrid>
+        <w:gridCol w:w="8640"/>
+      </w:tblGrid>
+      <w:tr>
+        <w:trPr>
+          <w:trHeight w:val="1360" w:hRule="atLeast"/>
+        </w:trPr>
+        <w:tc>
+          <w:tcPr>
+            <w:tcW w:type="dxa" w:w="8640"/>
+          </w:tcPr>
+          <w:p>
+            <w:pPr>
+              <w:spacing w:before="40"/>
+            </w:pPr>
+          </w:p>
+        </w:tc>
+      </w:tr>
+    </w:tbl>
+    <w:p/>
     <w:p>
       <w:r>
         <w:rPr>
@@ -1659,22 +1675,32 @@
         <w:t>[1]</w:t>
       </w:r>
     </w:p>
-    <w:p>
-      <w:pPr>
-        <w:spacing w:before="260"/>
-        <w:pBdr>
-          <w:bottom w:val="single" w:sz="4" w:space="1" w:color="AAB4C0"/>
-        </w:pBdr>
-      </w:pPr>
-    </w:p>
-    <w:p>
-      <w:pPr>
-        <w:spacing w:before="260"/>
-        <w:pBdr>
-          <w:bottom w:val="single" w:sz="4" w:space="1" w:color="AAB4C0"/>
-        </w:pBdr>
-      </w:pPr>
-    </w:p>
+    <w:tbl>
+      <w:tblPr>
+        <w:tblStyle w:val="TableGrid"/>
+        <w:tblW w:type="auto" w:w="0"/>
+        <w:tblLook w:firstColumn="1" w:firstRow="1" w:lastColumn="0" w:lastRow="0" w:noHBand="0" w:noVBand="1" w:val="04A0"/>
+      </w:tblPr>
+      <w:tblGrid>
+        <w:gridCol w:w="8640"/>
+      </w:tblGrid>
+      <w:tr>
+        <w:trPr>
+          <w:trHeight w:val="680" w:hRule="atLeast"/>
+        </w:trPr>
+        <w:tc>
+          <w:tcPr>
+            <w:tcW w:type="dxa" w:w="8640"/>
+          </w:tcPr>
+          <w:p>
+            <w:pPr>
+              <w:spacing w:before="40"/>
+            </w:pPr>
+          </w:p>
+        </w:tc>
+      </w:tr>
+    </w:tbl>
+    <w:p/>
     <w:p>
       <w:pPr>
         <w:pBdr>
